--- a/03_Outputs/final scripts/en/Module 1/1.4.0-en.docx
+++ b/03_Outputs/final scripts/en/Module 1/1.4.0-en.docx
@@ -106,7 +106,27 @@
           <w:szCs w:val="22"/>
           <w:lang w:val="en-US"/>
         </w:rPr>
-        <w:t xml:space="preserve"> brings everyone to the table—governments, communities, and the private sector. By working together, policies become more inclusive, partnerships stronger, and outcomes more lasting.</w:t>
+        <w:t xml:space="preserve"> brings everyone to the table</w:t>
+      </w:r>
+      <w:r>
+        <w:rPr>
+          <w:rFonts w:ascii="Cambria" w:hAnsi="Cambria" w:eastAsia="Cambria" w:cs="Cambria"/>
+          <w:noProof w:val="0"/>
+          <w:sz w:val="22"/>
+          <w:szCs w:val="22"/>
+          <w:lang w:val="en-US"/>
+        </w:rPr>
+        <w:t xml:space="preserve">, including </w:t>
+      </w:r>
+      <w:r>
+        <w:rPr>
+          <w:rFonts w:ascii="Cambria" w:hAnsi="Cambria" w:eastAsia="Cambria" w:cs="Cambria"/>
+          <w:noProof w:val="0"/>
+          <w:sz w:val="22"/>
+          <w:szCs w:val="22"/>
+          <w:lang w:val="en-US"/>
+        </w:rPr>
+        <w:t>governments, communities, and the private sector. By working together, policies become more inclusive, partnerships stronger, and outcomes more lasting.</w:t>
       </w:r>
     </w:p>
     <w:p>
@@ -143,7 +163,47 @@
           <w:szCs w:val="22"/>
           <w:lang w:val="en-US"/>
         </w:rPr>
-        <w:t xml:space="preserve"> reframes energy as more than access—it is a fundamental right. This ensures that dignity, equity, and social inclusion remain at the center of every initiative.</w:t>
+        <w:t xml:space="preserve"> </w:t>
+      </w:r>
+      <w:r>
+        <w:rPr>
+          <w:rFonts w:ascii="Cambria" w:hAnsi="Cambria" w:eastAsia="Cambria" w:cs="Cambria"/>
+          <w:noProof w:val="0"/>
+          <w:sz w:val="22"/>
+          <w:szCs w:val="22"/>
+          <w:lang w:val="en-US"/>
+        </w:rPr>
+        <w:t>reframes</w:t>
+      </w:r>
+      <w:r>
+        <w:rPr>
+          <w:rFonts w:ascii="Cambria" w:hAnsi="Cambria" w:eastAsia="Cambria" w:cs="Cambria"/>
+          <w:noProof w:val="0"/>
+          <w:sz w:val="22"/>
+          <w:szCs w:val="22"/>
+          <w:lang w:val="en-US"/>
+        </w:rPr>
+        <w:t xml:space="preserve"> energy as more than access</w:t>
+      </w:r>
+      <w:r>
+        <w:rPr>
+          <w:rFonts w:ascii="Cambria" w:hAnsi="Cambria" w:eastAsia="Cambria" w:cs="Cambria"/>
+          <w:noProof w:val="0"/>
+          <w:sz w:val="22"/>
+          <w:szCs w:val="22"/>
+          <w:lang w:val="en-US"/>
+        </w:rPr>
+        <w:t xml:space="preserve">; </w:t>
+      </w:r>
+      <w:r>
+        <w:rPr>
+          <w:rFonts w:ascii="Cambria" w:hAnsi="Cambria" w:eastAsia="Cambria" w:cs="Cambria"/>
+          <w:noProof w:val="0"/>
+          <w:sz w:val="22"/>
+          <w:szCs w:val="22"/>
+          <w:lang w:val="en-US"/>
+        </w:rPr>
+        <w:t>it is a fundamental right. This ensures that dignity, equity, and social inclusion remain at the center of every initiative.</w:t>
       </w:r>
     </w:p>
     <w:p>
@@ -222,13 +282,8 @@
           <w:szCs w:val="22"/>
           <w:lang w:val="en-US"/>
         </w:rPr>
-        <w:t>Together, these approaches transform projects. They guide us in balancing affordability with sufficiency, in managing land use between food and renewables, and in reducing environmental footprints where communities are most vulnerable.</w:t>
+        <w:t>By applying these strategies, we can accelerate the global energy transition</w:t>
       </w:r>
-    </w:p>
-    <w:p>
-      <w:pPr>
-        <w:spacing w:before="240" w:beforeAutospacing="off" w:after="240" w:afterAutospacing="off"/>
-      </w:pPr>
       <w:r>
         <w:rPr>
           <w:rFonts w:ascii="Cambria" w:hAnsi="Cambria" w:eastAsia="Cambria" w:cs="Cambria"/>
@@ -237,7 +292,17 @@
           <w:szCs w:val="22"/>
           <w:lang w:val="en-US"/>
         </w:rPr>
-        <w:t>By applying these strategies, we can accelerate the global energy transition—and ensure it delivers not just clean power, but also justice, equity, and opportunity.</w:t>
+        <w:t xml:space="preserve"> </w:t>
+      </w:r>
+      <w:r>
+        <w:rPr>
+          <w:rFonts w:ascii="Cambria" w:hAnsi="Cambria" w:eastAsia="Cambria" w:cs="Cambria"/>
+          <w:noProof w:val="0"/>
+          <w:sz w:val="22"/>
+          <w:szCs w:val="22"/>
+          <w:lang w:val="en-US"/>
+        </w:rPr>
+        <w:t>and ensure it delivers not just clean power, but also justice, equity, and opportunity.</w:t>
       </w:r>
     </w:p>
     <w:p>
@@ -24442,8 +24507,8 @@
 </file>
 
 <file path=customXml/item2.xml><?xml version="1.0" encoding="utf-8"?>
-<ct:contentTypeSchema xmlns:ct="http://schemas.microsoft.com/office/2006/metadata/contentType" xmlns:ma="http://schemas.microsoft.com/office/2006/metadata/properties/metaAttributes" ct:_="" ma:_="" ma:contentTypeName="Document" ma:contentTypeID="0x01010098970033F315F542A2D9640B7CC02236" ma:contentTypeVersion="16" ma:contentTypeDescription="Create a new document." ma:contentTypeScope="" ma:versionID="94449e8ff35cec47b43afd2e381d9e90">
-  <xsd:schema xmlns:xsd="http://www.w3.org/2001/XMLSchema" xmlns:xs="http://www.w3.org/2001/XMLSchema" xmlns:p="http://schemas.microsoft.com/office/2006/metadata/properties" xmlns:ns2="b0bf4113-6f4a-4f3e-b5bb-503c4d9102e3" xmlns:ns3="c8670835-afc4-4376-8ae0-1ffed5b27e6b" targetNamespace="http://schemas.microsoft.com/office/2006/metadata/properties" ma:root="true" ma:fieldsID="f7f21ad7dc1dad656b5a5a7699096a32" ns2:_="" ns3:_="">
+<ct:contentTypeSchema xmlns:ct="http://schemas.microsoft.com/office/2006/metadata/contentType" xmlns:ma="http://schemas.microsoft.com/office/2006/metadata/properties/metaAttributes" ct:_="" ma:_="" ma:contentTypeName="Document" ma:contentTypeID="0x01010098970033F315F542A2D9640B7CC02236" ma:contentTypeVersion="16" ma:contentTypeDescription="Create a new document." ma:contentTypeScope="" ma:versionID="53c703163abf5028ca1572cdbbdfb0d9">
+  <xsd:schema xmlns:xsd="http://www.w3.org/2001/XMLSchema" xmlns:xs="http://www.w3.org/2001/XMLSchema" xmlns:p="http://schemas.microsoft.com/office/2006/metadata/properties" xmlns:ns2="b0bf4113-6f4a-4f3e-b5bb-503c4d9102e3" xmlns:ns3="c8670835-afc4-4376-8ae0-1ffed5b27e6b" targetNamespace="http://schemas.microsoft.com/office/2006/metadata/properties" ma:root="true" ma:fieldsID="91aa92df09b3f9a6477c84a51e3c9412" ns2:_="" ns3:_="">
     <xsd:import namespace="b0bf4113-6f4a-4f3e-b5bb-503c4d9102e3"/>
     <xsd:import namespace="c8670835-afc4-4376-8ae0-1ffed5b27e6b"/>
     <xsd:element name="properties">
@@ -24711,7 +24776,7 @@
 </file>
 
 <file path=customXml/itemProps2.xml><?xml version="1.0" encoding="utf-8"?>
-<ds:datastoreItem xmlns:ds="http://schemas.openxmlformats.org/officeDocument/2006/customXml" ds:itemID="{4362C83B-D3E1-4FD7-92B7-E4EFC8CA30C6}"/>
+<ds:datastoreItem xmlns:ds="http://schemas.openxmlformats.org/officeDocument/2006/customXml" ds:itemID="{0EBB5FD8-80D3-4C5C-96B9-5E851BFB9763}"/>
 </file>
 
 <file path=customXml/itemProps3.xml><?xml version="1.0" encoding="utf-8"?>
